--- a/FASE 2/Evidencias Proyecto/Evidencias de documentación/Informe Bateria Pruebas Backend.docx
+++ b/FASE 2/Evidencias Proyecto/Evidencias de documentación/Informe Bateria Pruebas Backend.docx
@@ -430,7 +430,7 @@
                 <w:sz w:val="17"/>
                 <w:szCs w:val="17"/>
               </w:rPr>
-              <w:t>81 de 81 pruebas aprobadas (15 suites, 100% PASS Rate)</w:t>
+              <w:t>87 de 87 pruebas aprobadas (15 suites, 100% PASS Rate)</w:t>
             </w:r>
           </w:p>
         </w:tc>
@@ -488,7 +488,7 @@
                 <w:sz w:val="17"/>
                 <w:szCs w:val="17"/>
               </w:rPr>
-              <w:t>177 de 177 pruebas aprobadas (6 suites, 100% PASS Rate)</w:t>
+              <w:t>182 de 182 pruebas aprobadas (6 suites, 100% PASS Rate)</w:t>
             </w:r>
           </w:p>
         </w:tc>
@@ -559,7 +559,7 @@
                 <w:sz w:val="17"/>
                 <w:szCs w:val="17"/>
               </w:rPr>
-              <w:t>258 pruebas automatizadas (26 suites, 100% PASS Global) · 0 Fallas</w:t>
+              <w:t>269 pruebas automatizadas (26 suites, 100% PASS Global) · 0 Fallas</w:t>
             </w:r>
           </w:p>
         </w:tc>
@@ -654,7 +654,7 @@
                 <w:sz w:val="17"/>
                 <w:szCs w:val="17"/>
               </w:rPr>
-              <w:t>269 pruebas aprobadas (27 suites Jest, 100% PASS Rate)</w:t>
+              <w:t>280 pruebas aprobadas (28 suites Jest, 100% PASS Rate)</w:t>
             </w:r>
             <w:proofErr w:type="spellStart"/>
             <w:r>
@@ -5661,7 +5661,7 @@
           <w:sz w:val="21"/>
           <w:szCs w:val="21"/>
         </w:rPr>
-        <w:t>tests_unitarias/backend/: Contiene 11 suites exclusivas con 177 pruebas enfocadas en criptografía, resiliencia offline, algoritmos predictivos y los 72 endpoints REST del catálogo.</w:t>
+        <w:t>tests_unitarias/backend/: Contiene 12 suites exclusivas con 182 pruebas enfocadas en criptografía, resiliencia offline, algoritmos predictivos y los 72 endpoints REST del catálogo.</w:t>
       </w:r>
       <w:proofErr w:type="spellEnd"/>
       <w:r>
@@ -6010,7 +6010,7 @@
           <w:sz w:val="21"/>
           <w:szCs w:val="21"/>
         </w:rPr>
-        <w:t xml:space="preserve"> Ejecuta las 11 suites de backend (177 pruebas)</w:t>
+        <w:t xml:space="preserve"> Ejecuta las 12 suites de backend (182 pruebas)</w:t>
       </w:r>
     </w:p>
     <w:p>
@@ -6159,7 +6159,7 @@
           <w:sz w:val="21"/>
           <w:szCs w:val="21"/>
         </w:rPr>
-        <w:t xml:space="preserve"> Ejecuta todas las pruebas unitarias consolidadas (188 pruebas)</w:t>
+        <w:t xml:space="preserve"> Ejecuta todas las pruebas unitarias consolidadas (193 pruebas)</w:t>
       </w:r>
     </w:p>
     <w:p>
@@ -6786,7 +6786,7 @@
           <w:sz w:val="21"/>
           <w:szCs w:val="21"/>
         </w:rPr>
-        <w:t xml:space="preserve"> 15 suites, 81 pruebas aprobadas (~6.1s de ejecución)</w:t>
+        <w:t xml:space="preserve"> 16 suites, 87 pruebas aprobadas (~6.1s de ejecución)</w:t>
       </w:r>
     </w:p>
     <w:p>
@@ -6877,7 +6877,7 @@
           <w:sz w:val="21"/>
           <w:szCs w:val="21"/>
         </w:rPr>
-        <w:t xml:space="preserve"> 11 suites, 177 pruebas aprobadas (~3.5s de ejecución)</w:t>
+        <w:t xml:space="preserve"> 12 suites, 182 pruebas aprobadas (~3.5s de ejecución)</w:t>
       </w:r>
     </w:p>
     <w:p>
@@ -6899,7 +6899,7 @@
           <w:sz w:val="21"/>
           <w:szCs w:val="21"/>
         </w:rPr>
-        <w:t>Total Exclusivo Backend: 26 suites, 258 pruebas aprobadas al 100%</w:t>
+        <w:t>Total Exclusivo Backend: 28 suites, 269 pruebas aprobadas al 100%</w:t>
       </w:r>
       <w:proofErr w:type="gramEnd"/>
       <w:r>
@@ -6970,7 +6970,7 @@
           <w:sz w:val="21"/>
           <w:szCs w:val="21"/>
         </w:rPr>
-        <w:t>Total General Jest: 27 suites, 269 pruebas aprobadas al 100% (cero fallas)</w:t>
+        <w:t>Total General Jest: 28 suites, 280 pruebas aprobadas al 100% (cero fallas)</w:t>
       </w:r>
       <w:proofErr w:type="gramEnd"/>
       <w:r>

--- a/FASE 2/Evidencias Proyecto/Evidencias de documentación/Informe Bateria Pruebas Backend.docx
+++ b/FASE 2/Evidencias Proyecto/Evidencias de documentación/Informe Bateria Pruebas Backend.docx
@@ -488,7 +488,7 @@
                 <w:sz w:val="17"/>
                 <w:szCs w:val="17"/>
               </w:rPr>
-              <w:t>182 de 182 pruebas aprobadas (6 suites, 100% PASS Rate)</w:t>
+              <w:t>188 de 188 pruebas aprobadas (6 suites, 100% PASS Rate)</w:t>
             </w:r>
           </w:p>
         </w:tc>
@@ -559,7 +559,7 @@
                 <w:sz w:val="17"/>
                 <w:szCs w:val="17"/>
               </w:rPr>
-              <w:t>269 pruebas automatizadas (26 suites, 100% PASS Global) · 0 Fallas</w:t>
+              <w:t>275 pruebas automatizadas (29 suites, 100% PASS Global) · 0 Fallas</w:t>
             </w:r>
           </w:p>
         </w:tc>
@@ -654,7 +654,7 @@
                 <w:sz w:val="17"/>
                 <w:szCs w:val="17"/>
               </w:rPr>
-              <w:t>280 pruebas aprobadas (28 suites Jest, 100% PASS Rate)</w:t>
+              <w:t>286 pruebas aprobadas (29 suites Jest, 100% PASS Rate)</w:t>
             </w:r>
             <w:proofErr w:type="spellStart"/>
             <w:r>
@@ -5661,7 +5661,7 @@
           <w:sz w:val="21"/>
           <w:szCs w:val="21"/>
         </w:rPr>
-        <w:t>tests_unitarias/backend/: Contiene 12 suites exclusivas con 182 pruebas enfocadas en criptografía, resiliencia offline, algoritmos predictivos y los 72 endpoints REST del catálogo.</w:t>
+        <w:t>tests_unitarias/backend/: Contiene 13 suites exclusivas con 188 pruebas enfocadas en criptografía, resiliencia offline, algoritmos predictivos y los 72 endpoints REST del catálogo.</w:t>
       </w:r>
       <w:proofErr w:type="spellEnd"/>
       <w:r>
@@ -6010,7 +6010,7 @@
           <w:sz w:val="21"/>
           <w:szCs w:val="21"/>
         </w:rPr>
-        <w:t xml:space="preserve"> Ejecuta las 12 suites de backend (182 pruebas)</w:t>
+        <w:t xml:space="preserve"> Ejecuta las 13 suites de backend (188 pruebas)</w:t>
       </w:r>
     </w:p>
     <w:p>
@@ -6159,7 +6159,7 @@
           <w:sz w:val="21"/>
           <w:szCs w:val="21"/>
         </w:rPr>
-        <w:t xml:space="preserve"> Ejecuta todas las pruebas unitarias consolidadas (193 pruebas)</w:t>
+        <w:t xml:space="preserve"> Ejecuta todas las pruebas unitarias consolidadas (199 pruebas)</w:t>
       </w:r>
     </w:p>
     <w:p>
@@ -6877,7 +6877,7 @@
           <w:sz w:val="21"/>
           <w:szCs w:val="21"/>
         </w:rPr>
-        <w:t xml:space="preserve"> 12 suites, 182 pruebas aprobadas (~3.5s de ejecución)</w:t>
+        <w:t xml:space="preserve"> 13 suites, 188 pruebas aprobadas (~3.5s de ejecución)</w:t>
       </w:r>
     </w:p>
     <w:p>
@@ -6899,7 +6899,7 @@
           <w:sz w:val="21"/>
           <w:szCs w:val="21"/>
         </w:rPr>
-        <w:t>Total Exclusivo Backend: 28 suites, 269 pruebas aprobadas al 100%</w:t>
+        <w:t>Total Exclusivo Backend: 29 suites, 275 pruebas aprobadas al 100%</w:t>
       </w:r>
       <w:proofErr w:type="gramEnd"/>
       <w:r>
@@ -6970,7 +6970,7 @@
           <w:sz w:val="21"/>
           <w:szCs w:val="21"/>
         </w:rPr>
-        <w:t>Total General Jest: 28 suites, 280 pruebas aprobadas al 100% (cero fallas)</w:t>
+        <w:t>Total General Jest: 29 suites, 286 pruebas aprobadas al 100% (cero fallas)</w:t>
       </w:r>
       <w:proofErr w:type="gramEnd"/>
       <w:r>

--- a/FASE 2/Evidencias Proyecto/Evidencias de documentación/Informe Bateria Pruebas Backend.docx
+++ b/FASE 2/Evidencias Proyecto/Evidencias de documentación/Informe Bateria Pruebas Backend.docx
@@ -488,7 +488,7 @@
                 <w:sz w:val="17"/>
                 <w:szCs w:val="17"/>
               </w:rPr>
-              <w:t>188 de 188 pruebas aprobadas (6 suites, 100% PASS Rate)</w:t>
+              <w:t>200 de 200 pruebas aprobadas (6 suites, 100% PASS Rate)</w:t>
             </w:r>
           </w:p>
         </w:tc>
@@ -559,7 +559,7 @@
                 <w:sz w:val="17"/>
                 <w:szCs w:val="17"/>
               </w:rPr>
-              <w:t>275 pruebas automatizadas (29 suites, 100% PASS Global) · 0 Fallas</w:t>
+              <w:t>287 pruebas automatizadas (30 suites, 100% PASS Global) · 0 Fallas</w:t>
             </w:r>
           </w:p>
         </w:tc>
@@ -654,7 +654,7 @@
                 <w:sz w:val="17"/>
                 <w:szCs w:val="17"/>
               </w:rPr>
-              <w:t>286 pruebas aprobadas (29 suites Jest, 100% PASS Rate)</w:t>
+              <w:t>298 pruebas aprobadas (30 suites Jest, 100% PASS Rate)</w:t>
             </w:r>
             <w:proofErr w:type="spellStart"/>
             <w:r>
@@ -2834,7 +2834,7 @@
                 <w:sz w:val="17"/>
                 <w:szCs w:val="17"/>
               </w:rPr>
-              <w:t>Verificación de 29 tablas relacionales persistentes; integridad referen</w:t>
+              <w:t>Verificación de 30 tablas relacionales persistentes; integridad referen</w:t>
             </w:r>
             <w:r>
               <w:rPr>
@@ -5661,7 +5661,7 @@
           <w:sz w:val="21"/>
           <w:szCs w:val="21"/>
         </w:rPr>
-        <w:t>tests_unitarias/backend/: Contiene 13 suites exclusivas con 188 pruebas enfocadas en criptografía, resiliencia offline, algoritmos predictivos y los 72 endpoints REST del catálogo.</w:t>
+        <w:t>tests_unitarias/backend/: Contiene 14 suites exclusivas con 200 pruebas enfocadas en criptografía, resiliencia offline, algoritmos predictivos y los 72 endpoints REST del catálogo.</w:t>
       </w:r>
       <w:proofErr w:type="spellEnd"/>
       <w:r>
@@ -6010,7 +6010,7 @@
           <w:sz w:val="21"/>
           <w:szCs w:val="21"/>
         </w:rPr>
-        <w:t xml:space="preserve"> Ejecuta las 13 suites de backend (188 pruebas)</w:t>
+        <w:t xml:space="preserve"> Ejecuta las 14 suites de backend (200 pruebas)</w:t>
       </w:r>
     </w:p>
     <w:p>
@@ -6159,7 +6159,7 @@
           <w:sz w:val="21"/>
           <w:szCs w:val="21"/>
         </w:rPr>
-        <w:t xml:space="preserve"> Ejecuta todas las pruebas unitarias consolidadas (199 pruebas)</w:t>
+        <w:t xml:space="preserve"> Ejecuta todas las pruebas unitarias consolidadas (211 pruebas)</w:t>
       </w:r>
     </w:p>
     <w:p>
@@ -6877,7 +6877,7 @@
           <w:sz w:val="21"/>
           <w:szCs w:val="21"/>
         </w:rPr>
-        <w:t xml:space="preserve"> 13 suites, 188 pruebas aprobadas (~3.5s de ejecución)</w:t>
+        <w:t xml:space="preserve"> 14 suites, 200 pruebas aprobadas (~3.5s de ejecución)</w:t>
       </w:r>
     </w:p>
     <w:p>
@@ -6899,7 +6899,7 @@
           <w:sz w:val="21"/>
           <w:szCs w:val="21"/>
         </w:rPr>
-        <w:t>Total Exclusivo Backend: 29 suites, 275 pruebas aprobadas al 100%</w:t>
+        <w:t>Total Exclusivo Backend: 30 suites, 287 pruebas aprobadas al 100%</w:t>
       </w:r>
       <w:proofErr w:type="gramEnd"/>
       <w:r>
@@ -6970,7 +6970,7 @@
           <w:sz w:val="21"/>
           <w:szCs w:val="21"/>
         </w:rPr>
-        <w:t>Total General Jest: 29 suites, 286 pruebas aprobadas al 100% (cero fallas)</w:t>
+        <w:t>Total General Jest: 30 suites, 298 pruebas aprobadas al 100% (cero fallas)</w:t>
       </w:r>
       <w:proofErr w:type="gramEnd"/>
       <w:r>

--- a/FASE 2/Evidencias Proyecto/Evidencias de documentación/Informe Bateria Pruebas Backend.docx
+++ b/FASE 2/Evidencias Proyecto/Evidencias de documentación/Informe Bateria Pruebas Backend.docx
@@ -488,7 +488,7 @@
                 <w:sz w:val="17"/>
                 <w:szCs w:val="17"/>
               </w:rPr>
-              <w:t>200 de 200 pruebas aprobadas (6 suites, 100% PASS Rate)</w:t>
+              <w:t>205 de 205 pruebas aprobadas (6 suites, 100% PASS Rate)</w:t>
             </w:r>
           </w:p>
         </w:tc>
@@ -559,7 +559,7 @@
                 <w:sz w:val="17"/>
                 <w:szCs w:val="17"/>
               </w:rPr>
-              <w:t>287 pruebas automatizadas (30 suites, 100% PASS Global) · 0 Fallas</w:t>
+              <w:t>292 pruebas automatizadas (31 suites, 100% PASS Global) · 0 Fallas</w:t>
             </w:r>
           </w:p>
         </w:tc>
@@ -654,7 +654,7 @@
                 <w:sz w:val="17"/>
                 <w:szCs w:val="17"/>
               </w:rPr>
-              <w:t>298 pruebas aprobadas (30 suites Jest, 100% PASS Rate)</w:t>
+              <w:t>303 pruebas aprobadas (31 suites Jest, 100% PASS Rate)</w:t>
             </w:r>
             <w:proofErr w:type="spellStart"/>
             <w:r>
@@ -5661,7 +5661,7 @@
           <w:sz w:val="21"/>
           <w:szCs w:val="21"/>
         </w:rPr>
-        <w:t>tests_unitarias/backend/: Contiene 14 suites exclusivas con 200 pruebas enfocadas en criptografía, resiliencia offline, algoritmos predictivos y los 72 endpoints REST del catálogo.</w:t>
+        <w:t>tests_unitarias/backend/: Contiene 15 suites exclusivas con 205 pruebas enfocadas en criptografía, resiliencia offline, algoritmos predictivos y los 72 endpoints REST del catálogo.</w:t>
       </w:r>
       <w:proofErr w:type="spellEnd"/>
       <w:r>
@@ -6010,7 +6010,7 @@
           <w:sz w:val="21"/>
           <w:szCs w:val="21"/>
         </w:rPr>
-        <w:t xml:space="preserve"> Ejecuta las 14 suites de backend (200 pruebas)</w:t>
+        <w:t xml:space="preserve"> Ejecuta las 15 suites de backend (205 pruebas)</w:t>
       </w:r>
     </w:p>
     <w:p>
@@ -6159,7 +6159,7 @@
           <w:sz w:val="21"/>
           <w:szCs w:val="21"/>
         </w:rPr>
-        <w:t xml:space="preserve"> Ejecuta todas las pruebas unitarias consolidadas (211 pruebas)</w:t>
+        <w:t xml:space="preserve"> Ejecuta todas las pruebas unitarias consolidadas (216 pruebas)</w:t>
       </w:r>
     </w:p>
     <w:p>
@@ -6877,7 +6877,7 @@
           <w:sz w:val="21"/>
           <w:szCs w:val="21"/>
         </w:rPr>
-        <w:t xml:space="preserve"> 14 suites, 200 pruebas aprobadas (~3.5s de ejecución)</w:t>
+        <w:t xml:space="preserve"> 15 suites, 205 pruebas aprobadas (~3.5s de ejecución)</w:t>
       </w:r>
     </w:p>
     <w:p>
@@ -6899,7 +6899,7 @@
           <w:sz w:val="21"/>
           <w:szCs w:val="21"/>
         </w:rPr>
-        <w:t>Total Exclusivo Backend: 30 suites, 287 pruebas aprobadas al 100%</w:t>
+        <w:t>Total Exclusivo Backend: 31 suites, 292 pruebas aprobadas al 100%</w:t>
       </w:r>
       <w:proofErr w:type="gramEnd"/>
       <w:r>
@@ -6970,7 +6970,7 @@
           <w:sz w:val="21"/>
           <w:szCs w:val="21"/>
         </w:rPr>
-        <w:t>Total General Jest: 30 suites, 298 pruebas aprobadas al 100% (cero fallas)</w:t>
+        <w:t>Total General Jest: 31 suites, 303 pruebas aprobadas al 100% (cero fallas)</w:t>
       </w:r>
       <w:proofErr w:type="gramEnd"/>
       <w:r>

--- a/FASE 2/Evidencias Proyecto/Evidencias de documentación/Informe Bateria Pruebas Backend.docx
+++ b/FASE 2/Evidencias Proyecto/Evidencias de documentación/Informe Bateria Pruebas Backend.docx
@@ -488,7 +488,7 @@
                 <w:sz w:val="17"/>
                 <w:szCs w:val="17"/>
               </w:rPr>
-              <w:t>205 de 205 pruebas aprobadas (6 suites, 100% PASS Rate)</w:t>
+              <w:t>210 de 210 pruebas aprobadas (6 suites, 100% PASS Rate)</w:t>
             </w:r>
           </w:p>
         </w:tc>
@@ -559,7 +559,7 @@
                 <w:sz w:val="17"/>
                 <w:szCs w:val="17"/>
               </w:rPr>
-              <w:t>292 pruebas automatizadas (31 suites, 100% PASS Global) · 0 Fallas</w:t>
+              <w:t>297 pruebas automatizadas (32 suites, 100% PASS Global) · 0 Fallas</w:t>
             </w:r>
           </w:p>
         </w:tc>
@@ -654,7 +654,7 @@
                 <w:sz w:val="17"/>
                 <w:szCs w:val="17"/>
               </w:rPr>
-              <w:t>303 pruebas aprobadas (31 suites Jest, 100% PASS Rate)</w:t>
+              <w:t>308 pruebas aprobadas (32 suites Jest, 100% PASS Rate)</w:t>
             </w:r>
             <w:proofErr w:type="spellStart"/>
             <w:r>
@@ -5661,7 +5661,7 @@
           <w:sz w:val="21"/>
           <w:szCs w:val="21"/>
         </w:rPr>
-        <w:t>tests_unitarias/backend/: Contiene 15 suites exclusivas con 205 pruebas enfocadas en criptografía, resiliencia offline, algoritmos predictivos y los 72 endpoints REST del catálogo.</w:t>
+        <w:t>tests_unitarias/backend/: Contiene 16 suites exclusivas con 210 pruebas enfocadas en criptografía, resiliencia offline, algoritmos predictivos y los 72 endpoints REST del catálogo.</w:t>
       </w:r>
       <w:proofErr w:type="spellEnd"/>
       <w:r>
@@ -6010,7 +6010,7 @@
           <w:sz w:val="21"/>
           <w:szCs w:val="21"/>
         </w:rPr>
-        <w:t xml:space="preserve"> Ejecuta las 15 suites de backend (205 pruebas)</w:t>
+        <w:t xml:space="preserve"> Ejecuta las 16 suites de backend (210 pruebas)</w:t>
       </w:r>
     </w:p>
     <w:p>
@@ -6159,7 +6159,7 @@
           <w:sz w:val="21"/>
           <w:szCs w:val="21"/>
         </w:rPr>
-        <w:t xml:space="preserve"> Ejecuta todas las pruebas unitarias consolidadas (216 pruebas)</w:t>
+        <w:t xml:space="preserve"> Ejecuta todas las pruebas unitarias consolidadas (221 pruebas)</w:t>
       </w:r>
     </w:p>
     <w:p>
@@ -6877,7 +6877,7 @@
           <w:sz w:val="21"/>
           <w:szCs w:val="21"/>
         </w:rPr>
-        <w:t xml:space="preserve"> 15 suites, 205 pruebas aprobadas (~3.5s de ejecución)</w:t>
+        <w:t xml:space="preserve"> 16 suites, 210 pruebas aprobadas (~3.5s de ejecución)</w:t>
       </w:r>
     </w:p>
     <w:p>
@@ -6899,7 +6899,7 @@
           <w:sz w:val="21"/>
           <w:szCs w:val="21"/>
         </w:rPr>
-        <w:t>Total Exclusivo Backend: 31 suites, 292 pruebas aprobadas al 100%</w:t>
+        <w:t>Total Exclusivo Backend: 32 suites, 297 pruebas aprobadas al 100%</w:t>
       </w:r>
       <w:proofErr w:type="gramEnd"/>
       <w:r>
@@ -6970,7 +6970,7 @@
           <w:sz w:val="21"/>
           <w:szCs w:val="21"/>
         </w:rPr>
-        <w:t>Total General Jest: 31 suites, 303 pruebas aprobadas al 100% (cero fallas)</w:t>
+        <w:t>Total General Jest: 32 suites, 308 pruebas aprobadas al 100% (cero fallas)</w:t>
       </w:r>
       <w:proofErr w:type="gramEnd"/>
       <w:r>

--- a/FASE 2/Evidencias Proyecto/Evidencias de documentación/Informe Bateria Pruebas Backend.docx
+++ b/FASE 2/Evidencias Proyecto/Evidencias de documentación/Informe Bateria Pruebas Backend.docx
@@ -430,7 +430,7 @@
                 <w:sz w:val="17"/>
                 <w:szCs w:val="17"/>
               </w:rPr>
-              <w:t>87 de 87 pruebas aprobadas (15 suites, 100% PASS Rate)</w:t>
+              <w:t>84 de 84 pruebas aprobadas (15 suites, 100% PASS Rate)</w:t>
             </w:r>
           </w:p>
         </w:tc>
@@ -488,7 +488,7 @@
                 <w:sz w:val="17"/>
                 <w:szCs w:val="17"/>
               </w:rPr>
-              <w:t>210 de 210 pruebas aprobadas (6 suites, 100% PASS Rate)</w:t>
+              <w:t>202 de 202 pruebas aprobadas (6 suites, 100% PASS Rate)</w:t>
             </w:r>
           </w:p>
         </w:tc>
@@ -559,7 +559,7 @@
                 <w:sz w:val="17"/>
                 <w:szCs w:val="17"/>
               </w:rPr>
-              <w:t>297 pruebas automatizadas (32 suites, 100% PASS Global) · 0 Fallas</w:t>
+              <w:t>286 pruebas automatizadas (30 suites, 100% PASS Global) · 0 Fallas</w:t>
             </w:r>
           </w:p>
         </w:tc>
@@ -654,7 +654,7 @@
                 <w:sz w:val="17"/>
                 <w:szCs w:val="17"/>
               </w:rPr>
-              <w:t>308 pruebas aprobadas (32 suites Jest, 100% PASS Rate)</w:t>
+              <w:t>297 pruebas aprobadas (31 suites Jest, 100% PASS Rate)</w:t>
             </w:r>
             <w:proofErr w:type="spellStart"/>
             <w:r>
@@ -2423,7 +2423,7 @@
                 <w:sz w:val="17"/>
                 <w:szCs w:val="17"/>
               </w:rPr>
-              <w:t>06. Tendencias Demanda</w:t>
+              <w:t>07. Pasarelas de Pago</w:t>
             </w:r>
           </w:p>
         </w:tc>
@@ -2446,7 +2446,7 @@
                 <w:sz w:val="17"/>
                 <w:szCs w:val="17"/>
               </w:rPr>
-              <w:t>market_trends.test.ts</w:t>
+              <w:t>payment_gateways.test.ts</w:t>
             </w:r>
             <w:proofErr w:type="spellEnd"/>
           </w:p>
@@ -2471,7 +2471,7 @@
                 <w:sz w:val="17"/>
                 <w:szCs w:val="17"/>
               </w:rPr>
-              <w:t>4 / 4</w:t>
+              <w:t>5 / 5</w:t>
             </w:r>
           </w:p>
         </w:tc>
@@ -2518,7 +2518,67 @@
                 <w:sz w:val="17"/>
                 <w:szCs w:val="17"/>
               </w:rPr>
-              <w:t>Sincronización de índices de mercado externos, series temporales de precios y cálculo de factores de estacionalidad.</w:t>
+              <w:t xml:space="preserve">Despachador polimórfico (Transbank Webpay, MercadoPago, </w:t>
+            </w:r>
+            <w:proofErr w:type="spellStart"/>
+            <w:r>
+              <w:rPr>
+                <w:rFonts w:ascii="Calibri" w:eastAsia="Calibri" w:hAnsi="Calibri" w:cs="Calibri"/>
+                <w:color w:val="1E293B"/>
+                <w:sz w:val="17"/>
+                <w:szCs w:val="17"/>
+              </w:rPr>
+              <w:t>SumUp</w:t>
+            </w:r>
+            <w:proofErr w:type="spellEnd"/>
+            <w:r>
+              <w:rPr>
+                <w:rFonts w:ascii="Calibri" w:eastAsia="Calibri" w:hAnsi="Calibri" w:cs="Calibri"/>
+                <w:color w:val="1E293B"/>
+                <w:sz w:val="17"/>
+                <w:szCs w:val="17"/>
+              </w:rPr>
+              <w:t xml:space="preserve">, </w:t>
+            </w:r>
+            <w:proofErr w:type="spellStart"/>
+            <w:r>
+              <w:rPr>
+                <w:rFonts w:ascii="Calibri" w:eastAsia="Calibri" w:hAnsi="Calibri" w:cs="Calibri"/>
+                <w:color w:val="1E293B"/>
+                <w:sz w:val="17"/>
+                <w:szCs w:val="17"/>
+              </w:rPr>
+              <w:t>CuentaRUT</w:t>
+            </w:r>
+            <w:proofErr w:type="spellEnd"/>
+            <w:r>
+              <w:rPr>
+                <w:rFonts w:ascii="Calibri" w:eastAsia="Calibri" w:hAnsi="Calibri" w:cs="Calibri"/>
+                <w:color w:val="1E293B"/>
+                <w:sz w:val="17"/>
+                <w:szCs w:val="17"/>
+              </w:rPr>
+              <w:t>/</w:t>
+            </w:r>
+            <w:proofErr w:type="spellStart"/>
+            <w:r>
+              <w:rPr>
+                <w:rFonts w:ascii="Calibri" w:eastAsia="Calibri" w:hAnsi="Calibri" w:cs="Calibri"/>
+                <w:color w:val="1E293B"/>
+                <w:sz w:val="17"/>
+                <w:szCs w:val="17"/>
+              </w:rPr>
+              <w:t>RutPay</w:t>
+            </w:r>
+            <w:proofErr w:type="spellEnd"/>
+            <w:r>
+              <w:rPr>
+                <w:rFonts w:ascii="Calibri" w:eastAsia="Calibri" w:hAnsi="Calibri" w:cs="Calibri"/>
+                <w:color w:val="1E293B"/>
+                <w:sz w:val="17"/>
+                <w:szCs w:val="17"/>
+              </w:rPr>
+              <w:t>); segregación contable frente al efectivo.</w:t>
             </w:r>
           </w:p>
         </w:tc>
@@ -2551,7 +2611,7 @@
                 <w:sz w:val="17"/>
                 <w:szCs w:val="17"/>
               </w:rPr>
-              <w:t>07. Pasarelas de Pago</w:t>
+              <w:t>08. Esquema PostgreSQL</w:t>
             </w:r>
           </w:p>
         </w:tc>
@@ -2574,7 +2634,7 @@
                 <w:sz w:val="17"/>
                 <w:szCs w:val="17"/>
               </w:rPr>
-              <w:t>payment_gateways.test.ts</w:t>
+              <w:t>postgres_schema.test.ts</w:t>
             </w:r>
             <w:proofErr w:type="spellEnd"/>
           </w:p>
@@ -2646,195 +2706,7 @@
                 <w:sz w:val="17"/>
                 <w:szCs w:val="17"/>
               </w:rPr>
-              <w:t xml:space="preserve">Despachador polimórfico (Transbank Webpay, MercadoPago, </w:t>
-            </w:r>
-            <w:proofErr w:type="spellStart"/>
-            <w:r>
-              <w:rPr>
-                <w:rFonts w:ascii="Calibri" w:eastAsia="Calibri" w:hAnsi="Calibri" w:cs="Calibri"/>
-                <w:color w:val="1E293B"/>
-                <w:sz w:val="17"/>
-                <w:szCs w:val="17"/>
-              </w:rPr>
-              <w:t>SumUp</w:t>
-            </w:r>
-            <w:proofErr w:type="spellEnd"/>
-            <w:r>
-              <w:rPr>
-                <w:rFonts w:ascii="Calibri" w:eastAsia="Calibri" w:hAnsi="Calibri" w:cs="Calibri"/>
-                <w:color w:val="1E293B"/>
-                <w:sz w:val="17"/>
-                <w:szCs w:val="17"/>
-              </w:rPr>
-              <w:t xml:space="preserve">, </w:t>
-            </w:r>
-            <w:proofErr w:type="spellStart"/>
-            <w:r>
-              <w:rPr>
-                <w:rFonts w:ascii="Calibri" w:eastAsia="Calibri" w:hAnsi="Calibri" w:cs="Calibri"/>
-                <w:color w:val="1E293B"/>
-                <w:sz w:val="17"/>
-                <w:szCs w:val="17"/>
-              </w:rPr>
-              <w:t>CuentaRUT</w:t>
-            </w:r>
-            <w:proofErr w:type="spellEnd"/>
-            <w:r>
-              <w:rPr>
-                <w:rFonts w:ascii="Calibri" w:eastAsia="Calibri" w:hAnsi="Calibri" w:cs="Calibri"/>
-                <w:color w:val="1E293B"/>
-                <w:sz w:val="17"/>
-                <w:szCs w:val="17"/>
-              </w:rPr>
-              <w:t>/</w:t>
-            </w:r>
-            <w:proofErr w:type="spellStart"/>
-            <w:r>
-              <w:rPr>
-                <w:rFonts w:ascii="Calibri" w:eastAsia="Calibri" w:hAnsi="Calibri" w:cs="Calibri"/>
-                <w:color w:val="1E293B"/>
-                <w:sz w:val="17"/>
-                <w:szCs w:val="17"/>
-              </w:rPr>
-              <w:t>RutPay</w:t>
-            </w:r>
-            <w:proofErr w:type="spellEnd"/>
-            <w:r>
-              <w:rPr>
-                <w:rFonts w:ascii="Calibri" w:eastAsia="Calibri" w:hAnsi="Calibri" w:cs="Calibri"/>
-                <w:color w:val="1E293B"/>
-                <w:sz w:val="17"/>
-                <w:szCs w:val="17"/>
-              </w:rPr>
-              <w:t>); segregación contable frente al efectivo.</w:t>
-            </w:r>
-          </w:p>
-        </w:tc>
-      </w:tr>
-      <w:tr>
-        <w:tblPrEx>
-          <w:tblCellMar>
-            <w:top w:w="0" w:type="dxa"/>
-            <w:bottom w:w="0" w:type="dxa"/>
-          </w:tblCellMar>
-        </w:tblPrEx>
-        <w:tc>
-          <w:tcPr>
-            <w:tcW w:w="1000" w:type="pct"/>
-            <w:shd w:val="clear" w:color="auto" w:fill="F8FAFC"/>
-            <w:tcMar>
-              <w:top w:w="100" w:type="dxa"/>
-              <w:left w:w="120" w:type="dxa"/>
-              <w:bottom w:w="100" w:type="dxa"/>
-              <w:right w:w="120" w:type="dxa"/>
-            </w:tcMar>
-          </w:tcPr>
-          <w:p>
-            <w:r>
-              <w:rPr>
-                <w:rFonts w:ascii="Calibri" w:eastAsia="Calibri" w:hAnsi="Calibri" w:cs="Calibri"/>
-                <w:b/>
-                <w:bCs/>
-                <w:color w:val="1E293B"/>
-                <w:sz w:val="17"/>
-                <w:szCs w:val="17"/>
-              </w:rPr>
-              <w:t>08. Esquema PostgreSQL</w:t>
-            </w:r>
-          </w:p>
-        </w:tc>
-        <w:tc>
-          <w:tcPr>
-            <w:tcW w:w="1100" w:type="pct"/>
-            <w:tcMar>
-              <w:top w:w="100" w:type="dxa"/>
-              <w:left w:w="120" w:type="dxa"/>
-              <w:bottom w:w="100" w:type="dxa"/>
-              <w:right w:w="120" w:type="dxa"/>
-            </w:tcMar>
-          </w:tcPr>
-          <w:p>
-            <w:proofErr w:type="spellStart"/>
-            <w:r>
-              <w:rPr>
-                <w:rFonts w:ascii="Calibri" w:eastAsia="Calibri" w:hAnsi="Calibri" w:cs="Calibri"/>
-                <w:color w:val="1E293B"/>
-                <w:sz w:val="17"/>
-                <w:szCs w:val="17"/>
-              </w:rPr>
-              <w:t>postgres_schema.test.ts</w:t>
-            </w:r>
-            <w:proofErr w:type="spellEnd"/>
-          </w:p>
-        </w:tc>
-        <w:tc>
-          <w:tcPr>
-            <w:tcW w:w="500" w:type="pct"/>
-            <w:tcMar>
-              <w:top w:w="100" w:type="dxa"/>
-              <w:left w:w="120" w:type="dxa"/>
-              <w:bottom w:w="100" w:type="dxa"/>
-              <w:right w:w="120" w:type="dxa"/>
-            </w:tcMar>
-          </w:tcPr>
-          <w:p>
-            <w:r>
-              <w:rPr>
-                <w:rFonts w:ascii="Calibri" w:eastAsia="Calibri" w:hAnsi="Calibri" w:cs="Calibri"/>
-                <w:b/>
-                <w:bCs/>
-                <w:color w:val="1E293B"/>
-                <w:sz w:val="17"/>
-                <w:szCs w:val="17"/>
-              </w:rPr>
-              <w:t>5 / 5</w:t>
-            </w:r>
-          </w:p>
-        </w:tc>
-        <w:tc>
-          <w:tcPr>
-            <w:tcW w:w="500" w:type="pct"/>
-            <w:shd w:val="clear" w:color="auto" w:fill="DCFCE7"/>
-            <w:tcMar>
-              <w:top w:w="100" w:type="dxa"/>
-              <w:left w:w="120" w:type="dxa"/>
-              <w:bottom w:w="100" w:type="dxa"/>
-              <w:right w:w="120" w:type="dxa"/>
-            </w:tcMar>
-          </w:tcPr>
-          <w:p>
-            <w:r>
-              <w:rPr>
-                <w:rFonts w:ascii="Calibri" w:eastAsia="Calibri" w:hAnsi="Calibri" w:cs="Calibri"/>
-                <w:b/>
-                <w:bCs/>
-                <w:color w:val="15803D"/>
-                <w:sz w:val="17"/>
-                <w:szCs w:val="17"/>
-              </w:rPr>
-              <w:t>100% OK</w:t>
-            </w:r>
-          </w:p>
-        </w:tc>
-        <w:tc>
-          <w:tcPr>
-            <w:tcW w:w="1900" w:type="pct"/>
-            <w:tcMar>
-              <w:top w:w="100" w:type="dxa"/>
-              <w:left w:w="120" w:type="dxa"/>
-              <w:bottom w:w="100" w:type="dxa"/>
-              <w:right w:w="120" w:type="dxa"/>
-            </w:tcMar>
-          </w:tcPr>
-          <w:p>
-            <w:r>
-              <w:rPr>
-                <w:rFonts w:ascii="Calibri" w:eastAsia="Calibri" w:hAnsi="Calibri" w:cs="Calibri"/>
-                <w:color w:val="1E293B"/>
-                <w:sz w:val="17"/>
-                <w:szCs w:val="17"/>
-              </w:rPr>
-              <w:t>Verificación de 30 tablas relacionales persistentes; integridad referen</w:t>
+              <w:t>Verificación de 29 tablas relacionales persistentes; integridad referen</w:t>
             </w:r>
             <w:r>
               <w:rPr>
@@ -4570,7 +4442,7 @@
                 <w:sz w:val="17"/>
                 <w:szCs w:val="17"/>
               </w:rPr>
-              <w:t>100% de cobertura del catálogo (72 endpoints REST probados con Express en memoria). Valida códigos 200, 201, 400 y 404, headers y respuestas JSON.</w:t>
+              <w:t>100% de cobertura del catálogo (69 endpoints REST probados con Express en memoria). Valida códigos 200, 201, 400 y 404, headers y respuestas JSON.</w:t>
             </w:r>
             <w:proofErr w:type="spellStart"/>
             <w:r>
@@ -5661,7 +5533,7 @@
           <w:sz w:val="21"/>
           <w:szCs w:val="21"/>
         </w:rPr>
-        <w:t>tests_unitarias/backend/: Contiene 16 suites exclusivas con 210 pruebas enfocadas en criptografía, resiliencia offline, algoritmos predictivos y los 72 endpoints REST del catálogo.</w:t>
+        <w:t>tests_unitarias/backend/: Contiene 15 suites exclusivas con 202 pruebas enfocadas en criptografía, resiliencia offline, algoritmos predictivos y los 69 endpoints REST del catálogo.</w:t>
       </w:r>
       <w:proofErr w:type="spellEnd"/>
       <w:r>
@@ -6010,7 +5882,7 @@
           <w:sz w:val="21"/>
           <w:szCs w:val="21"/>
         </w:rPr>
-        <w:t xml:space="preserve"> Ejecuta las 16 suites de backend (210 pruebas)</w:t>
+        <w:t xml:space="preserve"> Ejecuta las 15 suites de backend (202 pruebas)</w:t>
       </w:r>
     </w:p>
     <w:p>
@@ -6159,7 +6031,7 @@
           <w:sz w:val="21"/>
           <w:szCs w:val="21"/>
         </w:rPr>
-        <w:t xml:space="preserve"> Ejecuta todas las pruebas unitarias consolidadas (221 pruebas)</w:t>
+        <w:t xml:space="preserve"> Ejecuta todas las pruebas unitarias consolidadas (213 pruebas)</w:t>
       </w:r>
     </w:p>
     <w:p>
@@ -6786,7 +6658,7 @@
           <w:sz w:val="21"/>
           <w:szCs w:val="21"/>
         </w:rPr>
-        <w:t xml:space="preserve"> 16 suites, 87 pruebas aprobadas (~6.1s de ejecución)</w:t>
+        <w:t xml:space="preserve"> 15 suites, 84 pruebas aprobadas (~6.1s de ejecución)</w:t>
       </w:r>
     </w:p>
     <w:p>
@@ -6877,7 +6749,7 @@
           <w:sz w:val="21"/>
           <w:szCs w:val="21"/>
         </w:rPr>
-        <w:t xml:space="preserve"> 16 suites, 210 pruebas aprobadas (~3.5s de ejecución)</w:t>
+        <w:t xml:space="preserve"> 15 suites, 202 pruebas aprobadas (~3.5s de ejecución)</w:t>
       </w:r>
     </w:p>
     <w:p>
@@ -6899,7 +6771,7 @@
           <w:sz w:val="21"/>
           <w:szCs w:val="21"/>
         </w:rPr>
-        <w:t>Total Exclusivo Backend: 32 suites, 297 pruebas aprobadas al 100%</w:t>
+        <w:t>Total Exclusivo Backend: 30 suites, 286 pruebas aprobadas al 100%</w:t>
       </w:r>
       <w:proofErr w:type="gramEnd"/>
       <w:r>
@@ -6970,7 +6842,7 @@
           <w:sz w:val="21"/>
           <w:szCs w:val="21"/>
         </w:rPr>
-        <w:t>Total General Jest: 32 suites, 308 pruebas aprobadas al 100% (cero fallas)</w:t>
+        <w:t>Total General Jest: 31 suites, 297 pruebas aprobadas al 100% (cero fallas)</w:t>
       </w:r>
       <w:proofErr w:type="gramEnd"/>
       <w:r>

--- a/FASE 2/Evidencias Proyecto/Evidencias de documentación/Informe Bateria Pruebas Backend.docx
+++ b/FASE 2/Evidencias Proyecto/Evidencias de documentación/Informe Bateria Pruebas Backend.docx
@@ -488,7 +488,7 @@
                 <w:sz w:val="17"/>
                 <w:szCs w:val="17"/>
               </w:rPr>
-              <w:t>202 de 202 pruebas aprobadas (6 suites, 100% PASS Rate)</w:t>
+              <w:t>217 de 217 pruebas aprobadas (6 suites, 100% PASS Rate)</w:t>
             </w:r>
           </w:p>
         </w:tc>
@@ -559,7 +559,7 @@
                 <w:sz w:val="17"/>
                 <w:szCs w:val="17"/>
               </w:rPr>
-              <w:t>286 pruebas automatizadas (30 suites, 100% PASS Global) · 0 Fallas</w:t>
+              <w:t>301 pruebas automatizadas (32 suites, 100% PASS Global) · 0 Fallas</w:t>
             </w:r>
           </w:p>
         </w:tc>
@@ -654,7 +654,7 @@
                 <w:sz w:val="17"/>
                 <w:szCs w:val="17"/>
               </w:rPr>
-              <w:t>297 pruebas aprobadas (31 suites Jest, 100% PASS Rate)</w:t>
+              <w:t>312 pruebas aprobadas (33 suites Jest, 100% PASS Rate)</w:t>
             </w:r>
             <w:proofErr w:type="spellStart"/>
             <w:r>
@@ -5533,7 +5533,7 @@
           <w:sz w:val="21"/>
           <w:szCs w:val="21"/>
         </w:rPr>
-        <w:t>tests_unitarias/backend/: Contiene 15 suites exclusivas con 202 pruebas enfocadas en criptografía, resiliencia offline, algoritmos predictivos y los 69 endpoints REST del catálogo.</w:t>
+        <w:t>tests_unitarias/backend/: Contiene 17 suites exclusivas con 217 pruebas enfocadas en criptografía, resiliencia offline, algoritmos predictivos y los 69 endpoints REST del catálogo.</w:t>
       </w:r>
       <w:proofErr w:type="spellEnd"/>
       <w:r>
@@ -5882,7 +5882,7 @@
           <w:sz w:val="21"/>
           <w:szCs w:val="21"/>
         </w:rPr>
-        <w:t xml:space="preserve"> Ejecuta las 15 suites de backend (202 pruebas)</w:t>
+        <w:t xml:space="preserve"> Ejecuta las 17 suites de backend (217 pruebas)</w:t>
       </w:r>
     </w:p>
     <w:p>
@@ -6031,7 +6031,7 @@
           <w:sz w:val="21"/>
           <w:szCs w:val="21"/>
         </w:rPr>
-        <w:t xml:space="preserve"> Ejecuta todas las pruebas unitarias consolidadas (213 pruebas)</w:t>
+        <w:t xml:space="preserve"> Ejecuta todas las pruebas unitarias consolidadas (228 pruebas)</w:t>
       </w:r>
     </w:p>
     <w:p>
@@ -6749,7 +6749,7 @@
           <w:sz w:val="21"/>
           <w:szCs w:val="21"/>
         </w:rPr>
-        <w:t xml:space="preserve"> 15 suites, 202 pruebas aprobadas (~3.5s de ejecución)</w:t>
+        <w:t xml:space="preserve"> 17 suites, 217 pruebas aprobadas (~3.5s de ejecución)</w:t>
       </w:r>
     </w:p>
     <w:p>
@@ -6771,7 +6771,7 @@
           <w:sz w:val="21"/>
           <w:szCs w:val="21"/>
         </w:rPr>
-        <w:t>Total Exclusivo Backend: 30 suites, 286 pruebas aprobadas al 100%</w:t>
+        <w:t>Total Exclusivo Backend: 32 suites, 301 pruebas aprobadas al 100%</w:t>
       </w:r>
       <w:proofErr w:type="gramEnd"/>
       <w:r>
@@ -6842,7 +6842,7 @@
           <w:sz w:val="21"/>
           <w:szCs w:val="21"/>
         </w:rPr>
-        <w:t>Total General Jest: 31 suites, 297 pruebas aprobadas al 100% (cero fallas)</w:t>
+        <w:t>Total General Jest: 33 suites, 312 pruebas aprobadas al 100% (cero fallas)</w:t>
       </w:r>
       <w:proofErr w:type="gramEnd"/>
       <w:r>

--- a/FASE 2/Evidencias Proyecto/Evidencias de documentación/Informe Bateria Pruebas Backend.docx
+++ b/FASE 2/Evidencias Proyecto/Evidencias de documentación/Informe Bateria Pruebas Backend.docx
@@ -488,7 +488,7 @@
                 <w:sz w:val="17"/>
                 <w:szCs w:val="17"/>
               </w:rPr>
-              <w:t>217 de 217 pruebas aprobadas (6 suites, 100% PASS Rate)</w:t>
+              <w:t>233 de 233 pruebas aprobadas (18 suites, 100% PASS Rate)</w:t>
             </w:r>
           </w:p>
         </w:tc>
@@ -559,7 +559,7 @@
                 <w:sz w:val="17"/>
                 <w:szCs w:val="17"/>
               </w:rPr>
-              <w:t>301 pruebas automatizadas (32 suites, 100% PASS Global) · 0 Fallas</w:t>
+              <w:t>317 pruebas automatizadas (33 suites, 100% PASS Global) · 0 Fallas</w:t>
             </w:r>
           </w:p>
         </w:tc>
@@ -654,7 +654,7 @@
                 <w:sz w:val="17"/>
                 <w:szCs w:val="17"/>
               </w:rPr>
-              <w:t>312 pruebas aprobadas (33 suites Jest, 100% PASS Rate)</w:t>
+              <w:t>328 pruebas aprobadas (34 suites Jest, 100% PASS Rate)</w:t>
             </w:r>
             <w:proofErr w:type="spellStart"/>
             <w:r>
@@ -5533,7 +5533,7 @@
           <w:sz w:val="21"/>
           <w:szCs w:val="21"/>
         </w:rPr>
-        <w:t>tests_unitarias/backend/: Contiene 17 suites exclusivas con 217 pruebas enfocadas en criptografía, resiliencia offline, algoritmos predictivos y los 69 endpoints REST del catálogo.</w:t>
+        <w:t>tests_unitarias/backend/: Contiene 18 suites exclusivas con 233 pruebas enfocadas en criptografía, resiliencia offline, algoritmos predictivos y los 69 endpoints REST del catálogo.</w:t>
       </w:r>
       <w:proofErr w:type="spellEnd"/>
       <w:r>
@@ -5882,7 +5882,7 @@
           <w:sz w:val="21"/>
           <w:szCs w:val="21"/>
         </w:rPr>
-        <w:t xml:space="preserve"> Ejecuta las 17 suites de backend (217 pruebas)</w:t>
+        <w:t xml:space="preserve"> Ejecuta las 18 suites de backend (233 pruebas)</w:t>
       </w:r>
     </w:p>
     <w:p>
@@ -6031,7 +6031,7 @@
           <w:sz w:val="21"/>
           <w:szCs w:val="21"/>
         </w:rPr>
-        <w:t xml:space="preserve"> Ejecuta todas las pruebas unitarias consolidadas (228 pruebas)</w:t>
+        <w:t xml:space="preserve"> Ejecuta todas las pruebas unitarias consolidadas (244 pruebas)</w:t>
       </w:r>
     </w:p>
     <w:p>
@@ -6749,7 +6749,7 @@
           <w:sz w:val="21"/>
           <w:szCs w:val="21"/>
         </w:rPr>
-        <w:t xml:space="preserve"> 17 suites, 217 pruebas aprobadas (~3.5s de ejecución)</w:t>
+        <w:t xml:space="preserve"> 18 suites, 233 pruebas aprobadas (~3.5s de ejecución)</w:t>
       </w:r>
     </w:p>
     <w:p>
@@ -6771,7 +6771,7 @@
           <w:sz w:val="21"/>
           <w:szCs w:val="21"/>
         </w:rPr>
-        <w:t>Total Exclusivo Backend: 32 suites, 301 pruebas aprobadas al 100%</w:t>
+        <w:t>Total Exclusivo Backend: 33 suites, 317 pruebas aprobadas al 100%</w:t>
       </w:r>
       <w:proofErr w:type="gramEnd"/>
       <w:r>
@@ -6842,7 +6842,7 @@
           <w:sz w:val="21"/>
           <w:szCs w:val="21"/>
         </w:rPr>
-        <w:t>Total General Jest: 33 suites, 312 pruebas aprobadas al 100% (cero fallas)</w:t>
+        <w:t>Total General Jest: 34 suites, 328 pruebas aprobadas al 100% (cero fallas)</w:t>
       </w:r>
       <w:proofErr w:type="gramEnd"/>
       <w:r>
